--- a/TIPS docx/TIPS_NLP_pdf converters.docx
+++ b/TIPS docx/TIPS_NLP_pdf converters.docx
@@ -957,14 +957,57 @@
     </w:p>
     <w:p>
       <w:pPr>
-        <w:spacing w:after="160"/>
+        <w:spacing w:after="120"/>
       </w:pPr>
       <w:r>
         <w:rPr>
           <w:b w:val="0"/>
           <w:i w:val="0"/>
         </w:rPr>
-        <w:t>If the language pack for your corpus language is not installed on your machine, the NLP Suite warns you and falls back to English rather than aborting the run. If you see that warning, install the missing pack (see the installation steps above) and run the conversion again.</w:t>
+        <w:t>If the language pack for your corpus language is not installed on your machine, the NLP Suite warns you, names the pack that is missing and carries on with what IS installed, rather than aborting the run. If you see that warning, install the missing pack (see the installation steps above) and run the conversion again.</w:t>
+      </w:r>
+    </w:p>
+    <w:p>
+      <w:pPr>
+        <w:spacing w:after="80"/>
+      </w:pPr>
+      <w:r>
+        <w:rPr>
+          <w:b/>
+          <w:i w:val="0"/>
+        </w:rPr>
+        <w:t>SEVERAL languages at once</w:t>
+      </w:r>
+    </w:p>
+    <w:p>
+      <w:pPr>
+        <w:spacing w:after="80"/>
+      </w:pPr>
+      <w:r>
+        <w:rPr>
+          <w:b w:val="0"/>
+          <w:i w:val="0"/>
+        </w:rPr>
+        <w:t>Tesseract can read more than one language in a single pass, which is what you want for a corpus that mixes languages, or for documents with quotations in another language. The "Corpus language" setting of the NLP Suite is a LANGUAGE(S) field: select every language your corpus uses and the NLP Suite passes them all to Tesseract, joined as, for instance, eng+ita. The first language is the primary one.</w:t>
+      </w:r>
+    </w:p>
+    <w:p>
+      <w:pPr>
+        <w:spacing w:after="160"/>
+      </w:pPr>
+      <w:r>
+        <w:rPr>
+          <w:b/>
+          <w:i w:val="0"/>
+        </w:rPr>
+        <w:t>Do not, however, ask for languages you do not actually need.</w:t>
+      </w:r>
+      <w:r>
+        <w:rPr>
+          <w:b w:val="0"/>
+          <w:i w:val="0"/>
+        </w:rPr>
+        <w:t xml:space="preserve"> Every additional language slows the recognition down and, for languages that do not share the same alphabet, can make the result WORSE, not better.</w:t>
       </w:r>
     </w:p>
     <w:p>

--- a/TIPS docx/TIPS_NLP_pdf converters.docx
+++ b/TIPS docx/TIPS_NLP_pdf converters.docx
@@ -1251,6 +1251,338 @@
           <w:i w:val="0"/>
         </w:rPr>
         <w:t>An image that cannot be decoded is never dropped silently: the docx will carry a visible [IMAGE could not be extracted] line exactly where the picture belonged.</w:t>
+      </w:r>
+    </w:p>
+    <w:p>
+      <w:pPr>
+        <w:spacing w:after="120"/>
+      </w:pPr>
+    </w:p>
+    <w:p>
+      <w:pPr>
+        <w:spacing w:after="120"/>
+      </w:pPr>
+      <w:r>
+        <w:rPr>
+          <w:b/>
+          <w:i w:val="0"/>
+          <w:color w:val="FF0000"/>
+          <w:sz w:val="28"/>
+        </w:rPr>
+        <w:t>If you need the TABLES in a pdf</w:t>
+      </w:r>
+    </w:p>
+    <w:p>
+      <w:pPr>
+        <w:spacing w:after="120"/>
+      </w:pPr>
+      <w:r>
+        <w:rPr>
+          <w:b w:val="0"/>
+          <w:i w:val="0"/>
+        </w:rPr>
+        <w:t>None of the three converters treats a table as a table: in a txt file, and in the docx output, the cells of a table come out as ordinary lines of text, and the rows and columns are lost. If your research material is tabular - statistical appendices, historical series, catalogues - you will want the tables as csv files, one row per row and one column per column, which you can then feed straight back into the many csv tools of the NLP Suite.</w:t>
+      </w:r>
+    </w:p>
+    <w:p>
+      <w:pPr>
+        <w:spacing w:after="120"/>
+      </w:pPr>
+      <w:r>
+        <w:rPr>
+          <w:b w:val="0"/>
+          <w:i w:val="0"/>
+        </w:rPr>
+        <w:t>The NLP Suite does not do this for you. It is a specialised need, and the library that does the job well would add a compiled component to every installation for the sake of a minority of users. It is, however, a five-minute job to do it yourself, and the library is free and open source (MIT licence).</w:t>
+      </w:r>
+    </w:p>
+    <w:p>
+      <w:pPr>
+        <w:spacing w:after="40"/>
+      </w:pPr>
+      <w:r>
+        <w:rPr>
+          <w:b w:val="0"/>
+          <w:i w:val="0"/>
+        </w:rPr>
+        <w:t>1. Install the library. In command prompt/terminal:</w:t>
+      </w:r>
+    </w:p>
+    <w:p>
+      <w:pPr>
+        <w:spacing w:after="120"/>
+        <w:ind w:left="576"/>
+      </w:pPr>
+      <w:r>
+        <w:rPr>
+          <w:rFonts w:ascii="Consolas" w:hAnsi="Consolas"/>
+          <w:sz w:val="22"/>
+        </w:rPr>
+        <w:t>conda activate NLP</w:t>
+      </w:r>
+    </w:p>
+    <w:p>
+      <w:pPr>
+        <w:spacing w:after="120"/>
+        <w:ind w:left="576"/>
+      </w:pPr>
+      <w:r>
+        <w:rPr>
+          <w:rFonts w:ascii="Consolas" w:hAnsi="Consolas"/>
+          <w:sz w:val="22"/>
+        </w:rPr>
+        <w:t>pip install pdfplumber</w:t>
+      </w:r>
+    </w:p>
+    <w:p>
+      <w:pPr>
+        <w:spacing w:after="80"/>
+      </w:pPr>
+      <w:r>
+        <w:rPr>
+          <w:b w:val="0"/>
+          <w:i w:val="0"/>
+        </w:rPr>
+        <w:t>2. Save the following few lines in a file called extract_tables.py (any plain text editor will do; do NOT use Word):</w:t>
+      </w:r>
+    </w:p>
+    <w:p>
+      <w:pPr>
+        <w:spacing w:after="120"/>
+        <w:ind w:left="576"/>
+      </w:pPr>
+      <w:r>
+        <w:rPr>
+          <w:rFonts w:ascii="Consolas" w:hAnsi="Consolas"/>
+          <w:sz w:val="22"/>
+        </w:rPr>
+        <w:t>import csv, os, sys</w:t>
+      </w:r>
+    </w:p>
+    <w:p>
+      <w:pPr>
+        <w:spacing w:after="120"/>
+        <w:ind w:left="576"/>
+      </w:pPr>
+      <w:r>
+        <w:rPr>
+          <w:rFonts w:ascii="Consolas" w:hAnsi="Consolas"/>
+          <w:sz w:val="22"/>
+        </w:rPr>
+        <w:t>import pdfplumber</w:t>
+      </w:r>
+    </w:p>
+    <w:p>
+      <w:pPr>
+        <w:spacing w:after="120"/>
+        <w:ind w:left="576"/>
+      </w:pPr>
+      <w:r>
+        <w:rPr>
+          <w:rFonts w:ascii="Consolas" w:hAnsi="Consolas"/>
+          <w:sz w:val="22"/>
+        </w:rPr>
+        <w:t xml:space="preserve"> </w:t>
+      </w:r>
+    </w:p>
+    <w:p>
+      <w:pPr>
+        <w:spacing w:after="120"/>
+        <w:ind w:left="576"/>
+      </w:pPr>
+      <w:r>
+        <w:rPr>
+          <w:rFonts w:ascii="Consolas" w:hAnsi="Consolas"/>
+          <w:sz w:val="22"/>
+        </w:rPr>
+        <w:t>pdf_file = sys.argv[1]        # the pdf to read</w:t>
+      </w:r>
+    </w:p>
+    <w:p>
+      <w:pPr>
+        <w:spacing w:after="120"/>
+        <w:ind w:left="576"/>
+      </w:pPr>
+      <w:r>
+        <w:rPr>
+          <w:rFonts w:ascii="Consolas" w:hAnsi="Consolas"/>
+          <w:sz w:val="22"/>
+        </w:rPr>
+        <w:t>output_dir = sys.argv[2]      # where to write the csv files</w:t>
+      </w:r>
+    </w:p>
+    <w:p>
+      <w:pPr>
+        <w:spacing w:after="120"/>
+        <w:ind w:left="576"/>
+      </w:pPr>
+      <w:r>
+        <w:rPr>
+          <w:rFonts w:ascii="Consolas" w:hAnsi="Consolas"/>
+          <w:sz w:val="22"/>
+        </w:rPr>
+        <w:t xml:space="preserve"> </w:t>
+      </w:r>
+    </w:p>
+    <w:p>
+      <w:pPr>
+        <w:spacing w:after="120"/>
+        <w:ind w:left="576"/>
+      </w:pPr>
+      <w:r>
+        <w:rPr>
+          <w:rFonts w:ascii="Consolas" w:hAnsi="Consolas"/>
+          <w:sz w:val="22"/>
+        </w:rPr>
+        <w:t>with pdfplumber.open(pdf_file) as pdf:</w:t>
+      </w:r>
+    </w:p>
+    <w:p>
+      <w:pPr>
+        <w:spacing w:after="120"/>
+        <w:ind w:left="576"/>
+      </w:pPr>
+      <w:r>
+        <w:rPr>
+          <w:rFonts w:ascii="Consolas" w:hAnsi="Consolas"/>
+          <w:sz w:val="22"/>
+        </w:rPr>
+        <w:t xml:space="preserve">    for page_number, page in enumerate(pdf.pages, start=1):</w:t>
+      </w:r>
+    </w:p>
+    <w:p>
+      <w:pPr>
+        <w:spacing w:after="120"/>
+        <w:ind w:left="576"/>
+      </w:pPr>
+      <w:r>
+        <w:rPr>
+          <w:rFonts w:ascii="Consolas" w:hAnsi="Consolas"/>
+          <w:sz w:val="22"/>
+        </w:rPr>
+        <w:t xml:space="preserve">        for table_number, table in enumerate(page.extract_tables(), start=1):</w:t>
+      </w:r>
+    </w:p>
+    <w:p>
+      <w:pPr>
+        <w:spacing w:after="120"/>
+        <w:ind w:left="576"/>
+      </w:pPr>
+      <w:r>
+        <w:rPr>
+          <w:rFonts w:ascii="Consolas" w:hAnsi="Consolas"/>
+          <w:sz w:val="22"/>
+        </w:rPr>
+        <w:t xml:space="preserve">            name = 'table_page%d_%d.csv' % (page_number, table_number)</w:t>
+      </w:r>
+    </w:p>
+    <w:p>
+      <w:pPr>
+        <w:spacing w:after="120"/>
+        <w:ind w:left="576"/>
+      </w:pPr>
+      <w:r>
+        <w:rPr>
+          <w:rFonts w:ascii="Consolas" w:hAnsi="Consolas"/>
+          <w:sz w:val="22"/>
+        </w:rPr>
+        <w:t xml:space="preserve">            with open(os.path.join(output_dir, name), 'w', newline='',</w:t>
+      </w:r>
+    </w:p>
+    <w:p>
+      <w:pPr>
+        <w:spacing w:after="120"/>
+        <w:ind w:left="576"/>
+      </w:pPr>
+      <w:r>
+        <w:rPr>
+          <w:rFonts w:ascii="Consolas" w:hAnsi="Consolas"/>
+          <w:sz w:val="22"/>
+        </w:rPr>
+        <w:t xml:space="preserve">                      encoding='utf-8') as f:</w:t>
+      </w:r>
+    </w:p>
+    <w:p>
+      <w:pPr>
+        <w:spacing w:after="120"/>
+        <w:ind w:left="576"/>
+      </w:pPr>
+      <w:r>
+        <w:rPr>
+          <w:rFonts w:ascii="Consolas" w:hAnsi="Consolas"/>
+          <w:sz w:val="22"/>
+        </w:rPr>
+        <w:t xml:space="preserve">                csv.writer(f).writerows(table)</w:t>
+      </w:r>
+    </w:p>
+    <w:p>
+      <w:pPr>
+        <w:spacing w:after="120"/>
+        <w:ind w:left="576"/>
+      </w:pPr>
+      <w:r>
+        <w:rPr>
+          <w:rFonts w:ascii="Consolas" w:hAnsi="Consolas"/>
+          <w:sz w:val="22"/>
+        </w:rPr>
+        <w:t xml:space="preserve">            print('wrote', name)</w:t>
+      </w:r>
+    </w:p>
+    <w:p>
+      <w:pPr>
+        <w:spacing w:after="40"/>
+      </w:pPr>
+      <w:r>
+        <w:rPr>
+          <w:b w:val="0"/>
+          <w:i w:val="0"/>
+        </w:rPr>
+        <w:t>3. Run it, giving it the pdf and the directory where the csv files should go:</w:t>
+      </w:r>
+    </w:p>
+    <w:p>
+      <w:pPr>
+        <w:spacing w:after="120"/>
+        <w:ind w:left="576"/>
+      </w:pPr>
+      <w:r>
+        <w:rPr>
+          <w:rFonts w:ascii="Consolas" w:hAnsi="Consolas"/>
+          <w:sz w:val="22"/>
+        </w:rPr>
+        <w:t>python extract_tables.py "C:\my corpus\report.pdf" "C:\my output"</w:t>
+      </w:r>
+    </w:p>
+    <w:p>
+      <w:pPr>
+        <w:spacing w:after="120"/>
+      </w:pPr>
+      <w:r>
+        <w:rPr>
+          <w:b w:val="0"/>
+          <w:i w:val="0"/>
+        </w:rPr>
+        <w:t>You get one csv file per table, named after the page it came from (table_page1_1.csv, table_page1_2.csv, ...). From there, every csv tool of the NLP Suite applies: the csv to txt converter of this same GUI, the statistical tools, the data manipulation tools.</w:t>
+      </w:r>
+    </w:p>
+    <w:p>
+      <w:pPr>
+        <w:spacing w:after="160"/>
+      </w:pPr>
+      <w:r>
+        <w:rPr>
+          <w:b/>
+          <w:i w:val="0"/>
+          <w:color w:val="FF0000"/>
+        </w:rPr>
+        <w:t>Check the csv files.</w:t>
+      </w:r>
+      <w:r>
+        <w:rPr>
+          <w:b w:val="0"/>
+          <w:i w:val="0"/>
+        </w:rPr>
+        <w:t xml:space="preserve"> Table extraction works well on tables that are ruled, or whose columns are cleanly aligned. Tables held together only by white space, and tables with merged or nested cells, come out imperfectly and may need hand correction. As always, the cleaner the original, the better the result.</w:t>
       </w:r>
     </w:p>
     <w:p>
